--- a/assets/privacy-note.docx
+++ b/assets/privacy-note.docx
@@ -151,7 +151,35 @@
         <w:rPr>
           <w:rFonts w:ascii="Times New Roman" w:hAnsi="Times New Roman" w:cs="Times New Roman"/>
         </w:rPr>
-        <w:t xml:space="preserve">We may collect and use your personal information for the purposes of recruitment, administering the relationship between us, monitoring and analysing our activities and complying with applicable legal or regulatory requirements. We will use one of the permitted grounds under the applicable law to process your information. Such grounds include instances where you have given your consent and cases where your consent is not required under applicable law, such as where we are required to comply with a legal obligation, or where we or a third party determine that it is necessary for our legitimate interests to collect and use your personal information. The legitimate interests to collect your personal information may include any of the purposes identified above and any other purpose where we or a third party have determined that you have a reasonable expectation for us or a third party to collect or use your personal information for such purpose. You have the right to object to the use of your personal data for direct marketing purposes. </w:t>
+        <w:t xml:space="preserve">We may collect and use your personal information for the purposes of recruitment, administering the relationship between us, monitoring and </w:t>
+      </w:r>
+      <w:proofErr w:type="spellStart"/>
+      <w:r>
+        <w:rPr>
+          <w:rFonts w:ascii="Times New Roman" w:hAnsi="Times New Roman" w:cs="Times New Roman"/>
+        </w:rPr>
+        <w:t>analysing</w:t>
+      </w:r>
+      <w:proofErr w:type="spellEnd"/>
+      <w:r>
+        <w:rPr>
+          <w:rFonts w:ascii="Times New Roman" w:hAnsi="Times New Roman" w:cs="Times New Roman"/>
+        </w:rPr>
+        <w:t xml:space="preserve"> our activities and complying with applicable legal or regulatory requirements. We will use one of the permitted grounds under the applicable law to process your information. Such grounds include instances where you have given your consent and cases where your consent is not required under applicable law, such as where we are required to comply with a legal obligation, or where we or a third party determine that it is necessary for our legitimate interests to collect and use your personal information. The legitimate </w:t>
+      </w:r>
+      <w:proofErr w:type="gramStart"/>
+      <w:r>
+        <w:rPr>
+          <w:rFonts w:ascii="Times New Roman" w:hAnsi="Times New Roman" w:cs="Times New Roman"/>
+        </w:rPr>
+        <w:t>interests</w:t>
+      </w:r>
+      <w:proofErr w:type="gramEnd"/>
+      <w:r>
+        <w:rPr>
+          <w:rFonts w:ascii="Times New Roman" w:hAnsi="Times New Roman" w:cs="Times New Roman"/>
+        </w:rPr>
+        <w:t xml:space="preserve"> to collect your personal information may include any of the purposes identified above and any other purpose where we or a third party have determined that you have a reasonable expectation for us or a third party to collect or use your personal information for such purpose. You have the right to object to the use of your personal data for direct marketing purposes. </w:t>
       </w:r>
     </w:p>
     <w:p>
@@ -202,7 +230,21 @@
         <w:rPr>
           <w:rFonts w:ascii="Times New Roman" w:hAnsi="Times New Roman" w:cs="Times New Roman"/>
         </w:rPr>
-        <w:t xml:space="preserve">our affiliates or other entities that are part of our group or with our clients; </w:t>
+        <w:t xml:space="preserve">our affiliates or other entities that are part of our group or with our </w:t>
+      </w:r>
+      <w:proofErr w:type="gramStart"/>
+      <w:r>
+        <w:rPr>
+          <w:rFonts w:ascii="Times New Roman" w:hAnsi="Times New Roman" w:cs="Times New Roman"/>
+        </w:rPr>
+        <w:t>clients;</w:t>
+      </w:r>
+      <w:proofErr w:type="gramEnd"/>
+      <w:r>
+        <w:rPr>
+          <w:rFonts w:ascii="Times New Roman" w:hAnsi="Times New Roman" w:cs="Times New Roman"/>
+        </w:rPr>
+        <w:t xml:space="preserve"> </w:t>
       </w:r>
     </w:p>
     <w:p>
@@ -221,7 +263,21 @@
         <w:rPr>
           <w:rFonts w:ascii="Times New Roman" w:hAnsi="Times New Roman" w:cs="Times New Roman"/>
         </w:rPr>
-        <w:t xml:space="preserve">any person to whom we have a right or obligation to disclose personal data, or where we determine that disclosure is necessary to protect or defend our rights or property, including with regulators, courts of law, governmental, regulatory or law enforcement agencies; </w:t>
+        <w:t xml:space="preserve">any person to whom we have a right or obligation to disclose personal data, or where we determine that disclosure is necessary to protect or defend our rights or property, including with regulators, courts of law, governmental, regulatory or law enforcement </w:t>
+      </w:r>
+      <w:proofErr w:type="gramStart"/>
+      <w:r>
+        <w:rPr>
+          <w:rFonts w:ascii="Times New Roman" w:hAnsi="Times New Roman" w:cs="Times New Roman"/>
+        </w:rPr>
+        <w:t>agencies;</w:t>
+      </w:r>
+      <w:proofErr w:type="gramEnd"/>
+      <w:r>
+        <w:rPr>
+          <w:rFonts w:ascii="Times New Roman" w:hAnsi="Times New Roman" w:cs="Times New Roman"/>
+        </w:rPr>
+        <w:t xml:space="preserve"> </w:t>
       </w:r>
     </w:p>
     <w:p>
@@ -240,7 +296,22 @@
         <w:rPr>
           <w:rFonts w:ascii="Times New Roman" w:hAnsi="Times New Roman" w:cs="Times New Roman"/>
         </w:rPr>
-        <w:t xml:space="preserve">our internet, IT, telecommunications and other service providers, including legal advisers, accountants, payroll administrators, insurance and employee benefits providers and administrators; </w:t>
+        <w:lastRenderedPageBreak/>
+        <w:t xml:space="preserve">our internet, IT, telecommunications and other service providers, including legal advisers, accountants, payroll administrators, insurance and employee benefits providers and </w:t>
+      </w:r>
+      <w:proofErr w:type="gramStart"/>
+      <w:r>
+        <w:rPr>
+          <w:rFonts w:ascii="Times New Roman" w:hAnsi="Times New Roman" w:cs="Times New Roman"/>
+        </w:rPr>
+        <w:t>administrators;</w:t>
+      </w:r>
+      <w:proofErr w:type="gramEnd"/>
+      <w:r>
+        <w:rPr>
+          <w:rFonts w:ascii="Times New Roman" w:hAnsi="Times New Roman" w:cs="Times New Roman"/>
+        </w:rPr>
+        <w:t xml:space="preserve"> </w:t>
       </w:r>
     </w:p>
     <w:p>
@@ -259,8 +330,21 @@
         <w:rPr>
           <w:rFonts w:ascii="Times New Roman" w:hAnsi="Times New Roman" w:cs="Times New Roman"/>
         </w:rPr>
-        <w:lastRenderedPageBreak/>
-        <w:t xml:space="preserve">service providers and trading counterparties to our clients, including placement agents or distributors, brokers, banks, trading venues, clearing houses, custodians, corporate services providers, administrators of our funds and providers of customer relationship management tools; </w:t>
+        <w:t xml:space="preserve">service providers and trading counterparties to our clients, including placement agents or distributors, brokers, banks, trading venues, clearing houses, custodians, corporate services providers, administrators of our funds and providers of customer relationship management </w:t>
+      </w:r>
+      <w:proofErr w:type="gramStart"/>
+      <w:r>
+        <w:rPr>
+          <w:rFonts w:ascii="Times New Roman" w:hAnsi="Times New Roman" w:cs="Times New Roman"/>
+        </w:rPr>
+        <w:t>tools;</w:t>
+      </w:r>
+      <w:proofErr w:type="gramEnd"/>
+      <w:r>
+        <w:rPr>
+          <w:rFonts w:ascii="Times New Roman" w:hAnsi="Times New Roman" w:cs="Times New Roman"/>
+        </w:rPr>
+        <w:t xml:space="preserve"> </w:t>
       </w:r>
     </w:p>
     <w:p>
@@ -279,7 +363,21 @@
         <w:rPr>
           <w:rFonts w:ascii="Times New Roman" w:hAnsi="Times New Roman" w:cs="Times New Roman"/>
         </w:rPr>
-        <w:t xml:space="preserve">credit reference agencies and other third parties conducting background checks in the context of employment or client, counterparty or investment due diligence; • any person, as directed by you; or </w:t>
+        <w:t xml:space="preserve">credit reference agencies and other third parties </w:t>
+      </w:r>
+      <w:proofErr w:type="gramStart"/>
+      <w:r>
+        <w:rPr>
+          <w:rFonts w:ascii="Times New Roman" w:hAnsi="Times New Roman" w:cs="Times New Roman"/>
+        </w:rPr>
+        <w:t>conducting</w:t>
+      </w:r>
+      <w:proofErr w:type="gramEnd"/>
+      <w:r>
+        <w:rPr>
+          <w:rFonts w:ascii="Times New Roman" w:hAnsi="Times New Roman" w:cs="Times New Roman"/>
+        </w:rPr>
+        <w:t xml:space="preserve"> background checks in the context of employment or client, counterparty or investment due diligence; • any person, as directed by you; or </w:t>
       </w:r>
     </w:p>
     <w:p>
@@ -374,7 +472,35 @@
         <w:rPr>
           <w:rFonts w:ascii="Times New Roman" w:hAnsi="Times New Roman" w:cs="Times New Roman"/>
         </w:rPr>
-        <w:t xml:space="preserve">We will generally keep personal information about you for as long as necessary in relation to the purpose for which it was collected, or for such longer period, if required under applicable law or necessary for the purposes of our other legitimate interests. The applicable retention period will depend on various factors, such as any legal obligation to which we or our service providers are subject as well as on whether you decide to exercise your right to request the deletion of your information from our systems. As a minimum, information about you will be retained for the entire duration of any business relationship we may have with you. We will, from time to time, review the purpose for which we have collected information about you and decide whether to retain it, update it, or securely delete it, if the information is no longer required. </w:t>
+        <w:t xml:space="preserve">We will generally keep personal information about you for as long as necessary in relation to the purpose for which it was collected, or for such </w:t>
+      </w:r>
+      <w:proofErr w:type="gramStart"/>
+      <w:r>
+        <w:rPr>
+          <w:rFonts w:ascii="Times New Roman" w:hAnsi="Times New Roman" w:cs="Times New Roman"/>
+        </w:rPr>
+        <w:t>longer</w:t>
+      </w:r>
+      <w:proofErr w:type="gramEnd"/>
+      <w:r>
+        <w:rPr>
+          <w:rFonts w:ascii="Times New Roman" w:hAnsi="Times New Roman" w:cs="Times New Roman"/>
+        </w:rPr>
+        <w:t xml:space="preserve"> period, if required under applicable law or necessary for the purposes of our other legitimate interests. The applicable retention period will depend on various factors, such as any legal obligation to which we or our service providers are subject as well </w:t>
+      </w:r>
+      <w:proofErr w:type="gramStart"/>
+      <w:r>
+        <w:rPr>
+          <w:rFonts w:ascii="Times New Roman" w:hAnsi="Times New Roman" w:cs="Times New Roman"/>
+        </w:rPr>
+        <w:t>as on</w:t>
+      </w:r>
+      <w:proofErr w:type="gramEnd"/>
+      <w:r>
+        <w:rPr>
+          <w:rFonts w:ascii="Times New Roman" w:hAnsi="Times New Roman" w:cs="Times New Roman"/>
+        </w:rPr>
+        <w:t xml:space="preserve"> whether you decide to exercise your right to request the deletion of your information from our systems. As a minimum, information about you will be retained for the entire duration of any business relationship we may have with you. We will, from time to time, review the purpose for which we have collected information about you and decide whether to retain it, update it, or securely delete it, if the information is no longer required. </w:t>
       </w:r>
     </w:p>
     <w:p>
@@ -425,7 +551,22 @@
         <w:rPr>
           <w:rFonts w:ascii="Times New Roman" w:hAnsi="Times New Roman" w:cs="Times New Roman"/>
         </w:rPr>
-        <w:t xml:space="preserve">to request access to your information; </w:t>
+        <w:lastRenderedPageBreak/>
+        <w:t xml:space="preserve">to request access to your </w:t>
+      </w:r>
+      <w:proofErr w:type="gramStart"/>
+      <w:r>
+        <w:rPr>
+          <w:rFonts w:ascii="Times New Roman" w:hAnsi="Times New Roman" w:cs="Times New Roman"/>
+        </w:rPr>
+        <w:t>information;</w:t>
+      </w:r>
+      <w:proofErr w:type="gramEnd"/>
+      <w:r>
+        <w:rPr>
+          <w:rFonts w:ascii="Times New Roman" w:hAnsi="Times New Roman" w:cs="Times New Roman"/>
+        </w:rPr>
+        <w:t xml:space="preserve"> </w:t>
       </w:r>
     </w:p>
     <w:p>
@@ -444,7 +585,21 @@
         <w:rPr>
           <w:rFonts w:ascii="Times New Roman" w:hAnsi="Times New Roman" w:cs="Times New Roman"/>
         </w:rPr>
-        <w:t xml:space="preserve">to request rectification of inaccurate or incomplete information; </w:t>
+        <w:t xml:space="preserve">to request rectification of inaccurate or incomplete </w:t>
+      </w:r>
+      <w:proofErr w:type="gramStart"/>
+      <w:r>
+        <w:rPr>
+          <w:rFonts w:ascii="Times New Roman" w:hAnsi="Times New Roman" w:cs="Times New Roman"/>
+        </w:rPr>
+        <w:t>information;</w:t>
+      </w:r>
+      <w:proofErr w:type="gramEnd"/>
+      <w:r>
+        <w:rPr>
+          <w:rFonts w:ascii="Times New Roman" w:hAnsi="Times New Roman" w:cs="Times New Roman"/>
+        </w:rPr>
+        <w:t xml:space="preserve"> </w:t>
       </w:r>
     </w:p>
     <w:p>
@@ -463,7 +618,21 @@
         <w:rPr>
           <w:rFonts w:ascii="Times New Roman" w:hAnsi="Times New Roman" w:cs="Times New Roman"/>
         </w:rPr>
-        <w:t xml:space="preserve">to request erasure of your information (the “right to be forgotten”); </w:t>
+        <w:t>to request erasure of your information (the “right to be forgotten”</w:t>
+      </w:r>
+      <w:proofErr w:type="gramStart"/>
+      <w:r>
+        <w:rPr>
+          <w:rFonts w:ascii="Times New Roman" w:hAnsi="Times New Roman" w:cs="Times New Roman"/>
+        </w:rPr>
+        <w:t>);</w:t>
+      </w:r>
+      <w:proofErr w:type="gramEnd"/>
+      <w:r>
+        <w:rPr>
+          <w:rFonts w:ascii="Times New Roman" w:hAnsi="Times New Roman" w:cs="Times New Roman"/>
+        </w:rPr>
+        <w:t xml:space="preserve"> </w:t>
       </w:r>
     </w:p>
     <w:p>
@@ -482,7 +651,21 @@
         <w:rPr>
           <w:rFonts w:ascii="Times New Roman" w:hAnsi="Times New Roman" w:cs="Times New Roman"/>
         </w:rPr>
-        <w:t xml:space="preserve">to restrict the processing of your information in certain circumstances; </w:t>
+        <w:t xml:space="preserve">to restrict the processing of your information in certain </w:t>
+      </w:r>
+      <w:proofErr w:type="gramStart"/>
+      <w:r>
+        <w:rPr>
+          <w:rFonts w:ascii="Times New Roman" w:hAnsi="Times New Roman" w:cs="Times New Roman"/>
+        </w:rPr>
+        <w:t>circumstances;</w:t>
+      </w:r>
+      <w:proofErr w:type="gramEnd"/>
+      <w:r>
+        <w:rPr>
+          <w:rFonts w:ascii="Times New Roman" w:hAnsi="Times New Roman" w:cs="Times New Roman"/>
+        </w:rPr>
+        <w:t xml:space="preserve"> </w:t>
       </w:r>
     </w:p>
     <w:p>
@@ -501,8 +684,21 @@
         <w:rPr>
           <w:rFonts w:ascii="Times New Roman" w:hAnsi="Times New Roman" w:cs="Times New Roman"/>
         </w:rPr>
-        <w:lastRenderedPageBreak/>
-        <w:t xml:space="preserve">to object to our use of your information, such as where we have considered such use to be necessary for our legitimate interests (e.g., in the case of direct marketing activities); </w:t>
+        <w:t>to object to our use of your information, such as where we have considered such use to be necessary for our legitimate interests (e.g., in the case of direct marketing activities</w:t>
+      </w:r>
+      <w:proofErr w:type="gramStart"/>
+      <w:r>
+        <w:rPr>
+          <w:rFonts w:ascii="Times New Roman" w:hAnsi="Times New Roman" w:cs="Times New Roman"/>
+        </w:rPr>
+        <w:t>);</w:t>
+      </w:r>
+      <w:proofErr w:type="gramEnd"/>
+      <w:r>
+        <w:rPr>
+          <w:rFonts w:ascii="Times New Roman" w:hAnsi="Times New Roman" w:cs="Times New Roman"/>
+        </w:rPr>
+        <w:t xml:space="preserve"> </w:t>
       </w:r>
     </w:p>
     <w:p>
@@ -521,7 +717,21 @@
         <w:rPr>
           <w:rFonts w:ascii="Times New Roman" w:hAnsi="Times New Roman" w:cs="Times New Roman"/>
         </w:rPr>
-        <w:t xml:space="preserve">where relevant, to request the portability of your information; </w:t>
+        <w:t xml:space="preserve">where relevant, to request the portability of your </w:t>
+      </w:r>
+      <w:proofErr w:type="gramStart"/>
+      <w:r>
+        <w:rPr>
+          <w:rFonts w:ascii="Times New Roman" w:hAnsi="Times New Roman" w:cs="Times New Roman"/>
+        </w:rPr>
+        <w:t>information;</w:t>
+      </w:r>
+      <w:proofErr w:type="gramEnd"/>
+      <w:r>
+        <w:rPr>
+          <w:rFonts w:ascii="Times New Roman" w:hAnsi="Times New Roman" w:cs="Times New Roman"/>
+        </w:rPr>
+        <w:t xml:space="preserve"> </w:t>
       </w:r>
     </w:p>
     <w:p>
@@ -612,7 +822,7 @@
     </w:p>
     <w:sectPr>
       <w:pgSz w:w="12240" w:h="15840"/>
-      <w:pgMar w:top="1417" w:right="1183" w:bottom="1134" w:left="1417" w:header="708" w:footer="708" w:gutter="0"/>
+      <w:pgMar w:top="1417" w:right="1325" w:bottom="1134" w:left="1417" w:header="708" w:footer="708" w:gutter="0"/>
       <w:cols w:space="708"/>
       <w:docGrid w:linePitch="360"/>
     </w:sectPr>
@@ -2150,6 +2360,7 @@
   <w:style w:type="character" w:default="1" w:styleId="Absatz-Standardschriftart">
     <w:name w:val="Default Paragraph Font"/>
     <w:uiPriority w:val="1"/>
+    <w:semiHidden/>
     <w:unhideWhenUsed/>
   </w:style>
   <w:style w:type="table" w:default="1" w:styleId="NormaleTabelle">

--- a/assets/privacy-note.docx
+++ b/assets/privacy-note.docx
@@ -151,35 +151,7 @@
         <w:rPr>
           <w:rFonts w:ascii="Times New Roman" w:hAnsi="Times New Roman" w:cs="Times New Roman"/>
         </w:rPr>
-        <w:t xml:space="preserve">We may collect and use your personal information for the purposes of recruitment, administering the relationship between us, monitoring and </w:t>
-      </w:r>
-      <w:proofErr w:type="spellStart"/>
-      <w:r>
-        <w:rPr>
-          <w:rFonts w:ascii="Times New Roman" w:hAnsi="Times New Roman" w:cs="Times New Roman"/>
-        </w:rPr>
-        <w:t>analysing</w:t>
-      </w:r>
-      <w:proofErr w:type="spellEnd"/>
-      <w:r>
-        <w:rPr>
-          <w:rFonts w:ascii="Times New Roman" w:hAnsi="Times New Roman" w:cs="Times New Roman"/>
-        </w:rPr>
-        <w:t xml:space="preserve"> our activities and complying with applicable legal or regulatory requirements. We will use one of the permitted grounds under the applicable law to process your information. Such grounds include instances where you have given your consent and cases where your consent is not required under applicable law, such as where we are required to comply with a legal obligation, or where we or a third party determine that it is necessary for our legitimate interests to collect and use your personal information. The legitimate </w:t>
-      </w:r>
-      <w:proofErr w:type="gramStart"/>
-      <w:r>
-        <w:rPr>
-          <w:rFonts w:ascii="Times New Roman" w:hAnsi="Times New Roman" w:cs="Times New Roman"/>
-        </w:rPr>
-        <w:t>interests</w:t>
-      </w:r>
-      <w:proofErr w:type="gramEnd"/>
-      <w:r>
-        <w:rPr>
-          <w:rFonts w:ascii="Times New Roman" w:hAnsi="Times New Roman" w:cs="Times New Roman"/>
-        </w:rPr>
-        <w:t xml:space="preserve"> to collect your personal information may include any of the purposes identified above and any other purpose where we or a third party have determined that you have a reasonable expectation for us or a third party to collect or use your personal information for such purpose. You have the right to object to the use of your personal data for direct marketing purposes. </w:t>
+        <w:t xml:space="preserve">We may collect and use your personal information for the purposes of recruitment, administering the relationship between us, monitoring and analysing our activities and complying with applicable legal or regulatory requirements. We will use one of the permitted grounds under the applicable law to process your information. Such grounds include instances where you have given your consent and cases where your consent is not required under applicable law, such as where we are required to comply with a legal obligation, or where we or a third party determine that it is necessary for our legitimate interests to collect and use your personal information. The legitimate interests to collect your personal information may include any of the purposes identified above and any other purpose where we or a third party have determined that you have a reasonable expectation for us or a third party to collect or use your personal information for such purpose. You have the right to object to the use of your personal data for direct marketing purposes. </w:t>
       </w:r>
     </w:p>
     <w:p>
@@ -230,21 +202,7 @@
         <w:rPr>
           <w:rFonts w:ascii="Times New Roman" w:hAnsi="Times New Roman" w:cs="Times New Roman"/>
         </w:rPr>
-        <w:t xml:space="preserve">our affiliates or other entities that are part of our group or with our </w:t>
-      </w:r>
-      <w:proofErr w:type="gramStart"/>
-      <w:r>
-        <w:rPr>
-          <w:rFonts w:ascii="Times New Roman" w:hAnsi="Times New Roman" w:cs="Times New Roman"/>
-        </w:rPr>
-        <w:t>clients;</w:t>
-      </w:r>
-      <w:proofErr w:type="gramEnd"/>
-      <w:r>
-        <w:rPr>
-          <w:rFonts w:ascii="Times New Roman" w:hAnsi="Times New Roman" w:cs="Times New Roman"/>
-        </w:rPr>
-        <w:t xml:space="preserve"> </w:t>
+        <w:t xml:space="preserve">our affiliates or other entities that are part of our group or with our clients; </w:t>
       </w:r>
     </w:p>
     <w:p>
@@ -263,21 +221,7 @@
         <w:rPr>
           <w:rFonts w:ascii="Times New Roman" w:hAnsi="Times New Roman" w:cs="Times New Roman"/>
         </w:rPr>
-        <w:t xml:space="preserve">any person to whom we have a right or obligation to disclose personal data, or where we determine that disclosure is necessary to protect or defend our rights or property, including with regulators, courts of law, governmental, regulatory or law enforcement </w:t>
-      </w:r>
-      <w:proofErr w:type="gramStart"/>
-      <w:r>
-        <w:rPr>
-          <w:rFonts w:ascii="Times New Roman" w:hAnsi="Times New Roman" w:cs="Times New Roman"/>
-        </w:rPr>
-        <w:t>agencies;</w:t>
-      </w:r>
-      <w:proofErr w:type="gramEnd"/>
-      <w:r>
-        <w:rPr>
-          <w:rFonts w:ascii="Times New Roman" w:hAnsi="Times New Roman" w:cs="Times New Roman"/>
-        </w:rPr>
-        <w:t xml:space="preserve"> </w:t>
+        <w:t xml:space="preserve">any person to whom we have a right or obligation to disclose personal data, or where we determine that disclosure is necessary to protect or defend our rights or property, including with regulators, courts of law, governmental, regulatory or law enforcement agencies; </w:t>
       </w:r>
     </w:p>
     <w:p>
@@ -297,21 +241,7 @@
           <w:rFonts w:ascii="Times New Roman" w:hAnsi="Times New Roman" w:cs="Times New Roman"/>
         </w:rPr>
         <w:lastRenderedPageBreak/>
-        <w:t xml:space="preserve">our internet, IT, telecommunications and other service providers, including legal advisers, accountants, payroll administrators, insurance and employee benefits providers and </w:t>
-      </w:r>
-      <w:proofErr w:type="gramStart"/>
-      <w:r>
-        <w:rPr>
-          <w:rFonts w:ascii="Times New Roman" w:hAnsi="Times New Roman" w:cs="Times New Roman"/>
-        </w:rPr>
-        <w:t>administrators;</w:t>
-      </w:r>
-      <w:proofErr w:type="gramEnd"/>
-      <w:r>
-        <w:rPr>
-          <w:rFonts w:ascii="Times New Roman" w:hAnsi="Times New Roman" w:cs="Times New Roman"/>
-        </w:rPr>
-        <w:t xml:space="preserve"> </w:t>
+        <w:t xml:space="preserve">our internet, IT, telecommunications and other service providers, including legal advisers, accountants, payroll administrators, insurance and employee benefits providers and administrators; </w:t>
       </w:r>
     </w:p>
     <w:p>
@@ -330,21 +260,7 @@
         <w:rPr>
           <w:rFonts w:ascii="Times New Roman" w:hAnsi="Times New Roman" w:cs="Times New Roman"/>
         </w:rPr>
-        <w:t xml:space="preserve">service providers and trading counterparties to our clients, including placement agents or distributors, brokers, banks, trading venues, clearing houses, custodians, corporate services providers, administrators of our funds and providers of customer relationship management </w:t>
-      </w:r>
-      <w:proofErr w:type="gramStart"/>
-      <w:r>
-        <w:rPr>
-          <w:rFonts w:ascii="Times New Roman" w:hAnsi="Times New Roman" w:cs="Times New Roman"/>
-        </w:rPr>
-        <w:t>tools;</w:t>
-      </w:r>
-      <w:proofErr w:type="gramEnd"/>
-      <w:r>
-        <w:rPr>
-          <w:rFonts w:ascii="Times New Roman" w:hAnsi="Times New Roman" w:cs="Times New Roman"/>
-        </w:rPr>
-        <w:t xml:space="preserve"> </w:t>
+        <w:t xml:space="preserve">service providers and trading counterparties to our clients, including placement agents or distributors, brokers, banks, trading venues, clearing houses, custodians, corporate services providers, administrators of our funds and providers of customer relationship management tools; </w:t>
       </w:r>
     </w:p>
     <w:p>
@@ -363,21 +279,7 @@
         <w:rPr>
           <w:rFonts w:ascii="Times New Roman" w:hAnsi="Times New Roman" w:cs="Times New Roman"/>
         </w:rPr>
-        <w:t xml:space="preserve">credit reference agencies and other third parties </w:t>
-      </w:r>
-      <w:proofErr w:type="gramStart"/>
-      <w:r>
-        <w:rPr>
-          <w:rFonts w:ascii="Times New Roman" w:hAnsi="Times New Roman" w:cs="Times New Roman"/>
-        </w:rPr>
-        <w:t>conducting</w:t>
-      </w:r>
-      <w:proofErr w:type="gramEnd"/>
-      <w:r>
-        <w:rPr>
-          <w:rFonts w:ascii="Times New Roman" w:hAnsi="Times New Roman" w:cs="Times New Roman"/>
-        </w:rPr>
-        <w:t xml:space="preserve"> background checks in the context of employment or client, counterparty or investment due diligence; • any person, as directed by you; or </w:t>
+        <w:t xml:space="preserve">credit reference agencies and other third parties conducting background checks in the context of employment or client, counterparty or investment due diligence; • any person, as directed by you; or </w:t>
       </w:r>
     </w:p>
     <w:p>
@@ -472,35 +374,7 @@
         <w:rPr>
           <w:rFonts w:ascii="Times New Roman" w:hAnsi="Times New Roman" w:cs="Times New Roman"/>
         </w:rPr>
-        <w:t xml:space="preserve">We will generally keep personal information about you for as long as necessary in relation to the purpose for which it was collected, or for such </w:t>
-      </w:r>
-      <w:proofErr w:type="gramStart"/>
-      <w:r>
-        <w:rPr>
-          <w:rFonts w:ascii="Times New Roman" w:hAnsi="Times New Roman" w:cs="Times New Roman"/>
-        </w:rPr>
-        <w:t>longer</w:t>
-      </w:r>
-      <w:proofErr w:type="gramEnd"/>
-      <w:r>
-        <w:rPr>
-          <w:rFonts w:ascii="Times New Roman" w:hAnsi="Times New Roman" w:cs="Times New Roman"/>
-        </w:rPr>
-        <w:t xml:space="preserve"> period, if required under applicable law or necessary for the purposes of our other legitimate interests. The applicable retention period will depend on various factors, such as any legal obligation to which we or our service providers are subject as well </w:t>
-      </w:r>
-      <w:proofErr w:type="gramStart"/>
-      <w:r>
-        <w:rPr>
-          <w:rFonts w:ascii="Times New Roman" w:hAnsi="Times New Roman" w:cs="Times New Roman"/>
-        </w:rPr>
-        <w:t>as on</w:t>
-      </w:r>
-      <w:proofErr w:type="gramEnd"/>
-      <w:r>
-        <w:rPr>
-          <w:rFonts w:ascii="Times New Roman" w:hAnsi="Times New Roman" w:cs="Times New Roman"/>
-        </w:rPr>
-        <w:t xml:space="preserve"> whether you decide to exercise your right to request the deletion of your information from our systems. As a minimum, information about you will be retained for the entire duration of any business relationship we may have with you. We will, from time to time, review the purpose for which we have collected information about you and decide whether to retain it, update it, or securely delete it, if the information is no longer required. </w:t>
+        <w:t xml:space="preserve">We will generally keep personal information about you for as long as necessary in relation to the purpose for which it was collected, or for such longer period, if required under applicable law or necessary for the purposes of our other legitimate interests. The applicable retention period will depend on various factors, such as any legal obligation to which we or our service providers are subject as well as on whether you decide to exercise your right to request the deletion of your information from our systems. As a minimum, information about you will be retained for the entire duration of any business relationship we may have with you. We will, from time to time, review the purpose for which we have collected information about you and decide whether to retain it, update it, or securely delete it, if the information is no longer required. </w:t>
       </w:r>
     </w:p>
     <w:p>
@@ -552,21 +426,7 @@
           <w:rFonts w:ascii="Times New Roman" w:hAnsi="Times New Roman" w:cs="Times New Roman"/>
         </w:rPr>
         <w:lastRenderedPageBreak/>
-        <w:t xml:space="preserve">to request access to your </w:t>
-      </w:r>
-      <w:proofErr w:type="gramStart"/>
-      <w:r>
-        <w:rPr>
-          <w:rFonts w:ascii="Times New Roman" w:hAnsi="Times New Roman" w:cs="Times New Roman"/>
-        </w:rPr>
-        <w:t>information;</w:t>
-      </w:r>
-      <w:proofErr w:type="gramEnd"/>
-      <w:r>
-        <w:rPr>
-          <w:rFonts w:ascii="Times New Roman" w:hAnsi="Times New Roman" w:cs="Times New Roman"/>
-        </w:rPr>
-        <w:t xml:space="preserve"> </w:t>
+        <w:t xml:space="preserve">to request access to your information; </w:t>
       </w:r>
     </w:p>
     <w:p>
@@ -585,21 +445,7 @@
         <w:rPr>
           <w:rFonts w:ascii="Times New Roman" w:hAnsi="Times New Roman" w:cs="Times New Roman"/>
         </w:rPr>
-        <w:t xml:space="preserve">to request rectification of inaccurate or incomplete </w:t>
-      </w:r>
-      <w:proofErr w:type="gramStart"/>
-      <w:r>
-        <w:rPr>
-          <w:rFonts w:ascii="Times New Roman" w:hAnsi="Times New Roman" w:cs="Times New Roman"/>
-        </w:rPr>
-        <w:t>information;</w:t>
-      </w:r>
-      <w:proofErr w:type="gramEnd"/>
-      <w:r>
-        <w:rPr>
-          <w:rFonts w:ascii="Times New Roman" w:hAnsi="Times New Roman" w:cs="Times New Roman"/>
-        </w:rPr>
-        <w:t xml:space="preserve"> </w:t>
+        <w:t xml:space="preserve">to request rectification of inaccurate or incomplete information; </w:t>
       </w:r>
     </w:p>
     <w:p>
@@ -618,21 +464,7 @@
         <w:rPr>
           <w:rFonts w:ascii="Times New Roman" w:hAnsi="Times New Roman" w:cs="Times New Roman"/>
         </w:rPr>
-        <w:t>to request erasure of your information (the “right to be forgotten”</w:t>
-      </w:r>
-      <w:proofErr w:type="gramStart"/>
-      <w:r>
-        <w:rPr>
-          <w:rFonts w:ascii="Times New Roman" w:hAnsi="Times New Roman" w:cs="Times New Roman"/>
-        </w:rPr>
-        <w:t>);</w:t>
-      </w:r>
-      <w:proofErr w:type="gramEnd"/>
-      <w:r>
-        <w:rPr>
-          <w:rFonts w:ascii="Times New Roman" w:hAnsi="Times New Roman" w:cs="Times New Roman"/>
-        </w:rPr>
-        <w:t xml:space="preserve"> </w:t>
+        <w:t xml:space="preserve">to request erasure of your information (the “right to be forgotten”); </w:t>
       </w:r>
     </w:p>
     <w:p>
@@ -651,21 +483,7 @@
         <w:rPr>
           <w:rFonts w:ascii="Times New Roman" w:hAnsi="Times New Roman" w:cs="Times New Roman"/>
         </w:rPr>
-        <w:t xml:space="preserve">to restrict the processing of your information in certain </w:t>
-      </w:r>
-      <w:proofErr w:type="gramStart"/>
-      <w:r>
-        <w:rPr>
-          <w:rFonts w:ascii="Times New Roman" w:hAnsi="Times New Roman" w:cs="Times New Roman"/>
-        </w:rPr>
-        <w:t>circumstances;</w:t>
-      </w:r>
-      <w:proofErr w:type="gramEnd"/>
-      <w:r>
-        <w:rPr>
-          <w:rFonts w:ascii="Times New Roman" w:hAnsi="Times New Roman" w:cs="Times New Roman"/>
-        </w:rPr>
-        <w:t xml:space="preserve"> </w:t>
+        <w:t xml:space="preserve">to restrict the processing of your information in certain circumstances; </w:t>
       </w:r>
     </w:p>
     <w:p>
@@ -684,21 +502,7 @@
         <w:rPr>
           <w:rFonts w:ascii="Times New Roman" w:hAnsi="Times New Roman" w:cs="Times New Roman"/>
         </w:rPr>
-        <w:t>to object to our use of your information, such as where we have considered such use to be necessary for our legitimate interests (e.g., in the case of direct marketing activities</w:t>
-      </w:r>
-      <w:proofErr w:type="gramStart"/>
-      <w:r>
-        <w:rPr>
-          <w:rFonts w:ascii="Times New Roman" w:hAnsi="Times New Roman" w:cs="Times New Roman"/>
-        </w:rPr>
-        <w:t>);</w:t>
-      </w:r>
-      <w:proofErr w:type="gramEnd"/>
-      <w:r>
-        <w:rPr>
-          <w:rFonts w:ascii="Times New Roman" w:hAnsi="Times New Roman" w:cs="Times New Roman"/>
-        </w:rPr>
-        <w:t xml:space="preserve"> </w:t>
+        <w:t xml:space="preserve">to object to our use of your information, such as where we have considered such use to be necessary for our legitimate interests (e.g., in the case of direct marketing activities); </w:t>
       </w:r>
     </w:p>
     <w:p>
@@ -717,21 +521,7 @@
         <w:rPr>
           <w:rFonts w:ascii="Times New Roman" w:hAnsi="Times New Roman" w:cs="Times New Roman"/>
         </w:rPr>
-        <w:t xml:space="preserve">where relevant, to request the portability of your </w:t>
-      </w:r>
-      <w:proofErr w:type="gramStart"/>
-      <w:r>
-        <w:rPr>
-          <w:rFonts w:ascii="Times New Roman" w:hAnsi="Times New Roman" w:cs="Times New Roman"/>
-        </w:rPr>
-        <w:t>information;</w:t>
-      </w:r>
-      <w:proofErr w:type="gramEnd"/>
-      <w:r>
-        <w:rPr>
-          <w:rFonts w:ascii="Times New Roman" w:hAnsi="Times New Roman" w:cs="Times New Roman"/>
-        </w:rPr>
-        <w:t xml:space="preserve"> </w:t>
+        <w:t xml:space="preserve">where relevant, to request the portability of your information; </w:t>
       </w:r>
     </w:p>
     <w:p>
@@ -811,7 +601,19 @@
         <w:rPr>
           <w:rFonts w:ascii="Times New Roman" w:hAnsi="Times New Roman" w:cs="Times New Roman"/>
         </w:rPr>
-        <w:t xml:space="preserve">© 2023 </w:t>
+        <w:t>© 202</w:t>
+      </w:r>
+      <w:r>
+        <w:rPr>
+          <w:rFonts w:ascii="Times New Roman" w:hAnsi="Times New Roman" w:cs="Times New Roman"/>
+        </w:rPr>
+        <w:t>3</w:t>
+      </w:r>
+      <w:r>
+        <w:rPr>
+          <w:rFonts w:ascii="Times New Roman" w:hAnsi="Times New Roman" w:cs="Times New Roman"/>
+        </w:rPr>
+        <w:t xml:space="preserve"> </w:t>
       </w:r>
       <w:r>
         <w:rPr>

--- a/assets/privacy-note.docx
+++ b/assets/privacy-note.docx
@@ -151,7 +151,49 @@
         <w:rPr>
           <w:rFonts w:ascii="Times New Roman" w:hAnsi="Times New Roman" w:cs="Times New Roman"/>
         </w:rPr>
-        <w:t xml:space="preserve">We may collect and use your personal information for the purposes of recruitment, administering the relationship between us, monitoring and analysing our activities and complying with applicable legal or regulatory requirements. We will use one of the permitted grounds under the applicable law to process your information. Such grounds include instances where you have given your consent and cases where your consent is not required under applicable law, such as where we are required to comply with a legal obligation, or where we or a third party determine that it is necessary for our legitimate interests to collect and use your personal information. The legitimate interests to collect your personal information may include any of the purposes identified above and any other purpose where we or a third party have determined that you have a reasonable expectation for us or a third party to collect or use your personal information for such purpose. You have the right to object to the use of your personal data for direct marketing purposes. </w:t>
+        <w:t xml:space="preserve">We may collect and use your personal information for the purposes of recruitment, administering the relationship between us, monitoring and </w:t>
+      </w:r>
+      <w:proofErr w:type="spellStart"/>
+      <w:r>
+        <w:rPr>
+          <w:rFonts w:ascii="Times New Roman" w:hAnsi="Times New Roman" w:cs="Times New Roman"/>
+        </w:rPr>
+        <w:t>analysing</w:t>
+      </w:r>
+      <w:proofErr w:type="spellEnd"/>
+      <w:r>
+        <w:rPr>
+          <w:rFonts w:ascii="Times New Roman" w:hAnsi="Times New Roman" w:cs="Times New Roman"/>
+        </w:rPr>
+        <w:t xml:space="preserve"> our activities and complying with applicable legal or regulatory requirements. We will use one of the permitted grounds under the applicable law to process your information. Such grounds include instances where you have given your consent and cases where your consent is not required under applicable law, such as where we are required to comply with a legal obligation, or where we or a third party determine that it is necessary for our legitimate interests to collect and use your personal information. The legitimate </w:t>
+      </w:r>
+      <w:proofErr w:type="gramStart"/>
+      <w:r>
+        <w:rPr>
+          <w:rFonts w:ascii="Times New Roman" w:hAnsi="Times New Roman" w:cs="Times New Roman"/>
+        </w:rPr>
+        <w:t>interests</w:t>
+      </w:r>
+      <w:proofErr w:type="gramEnd"/>
+      <w:r>
+        <w:rPr>
+          <w:rFonts w:ascii="Times New Roman" w:hAnsi="Times New Roman" w:cs="Times New Roman"/>
+        </w:rPr>
+        <w:t xml:space="preserve"> </w:t>
+      </w:r>
+      <w:proofErr w:type="gramStart"/>
+      <w:r>
+        <w:rPr>
+          <w:rFonts w:ascii="Times New Roman" w:hAnsi="Times New Roman" w:cs="Times New Roman"/>
+        </w:rPr>
+        <w:t>to collect</w:t>
+      </w:r>
+      <w:proofErr w:type="gramEnd"/>
+      <w:r>
+        <w:rPr>
+          <w:rFonts w:ascii="Times New Roman" w:hAnsi="Times New Roman" w:cs="Times New Roman"/>
+        </w:rPr>
+        <w:t xml:space="preserve"> your personal information may include any of the purposes identified above and any other purpose where we or a third party have determined that you have a reasonable expectation for us or a third party to collect or use your personal information for such purpose. You have the right to object to the use of your personal data for direct marketing purposes. </w:t>
       </w:r>
     </w:p>
     <w:p>
@@ -202,7 +244,21 @@
         <w:rPr>
           <w:rFonts w:ascii="Times New Roman" w:hAnsi="Times New Roman" w:cs="Times New Roman"/>
         </w:rPr>
-        <w:t xml:space="preserve">our affiliates or other entities that are part of our group or with our clients; </w:t>
+        <w:t xml:space="preserve">our affiliates or other entities that are part of our group or with our </w:t>
+      </w:r>
+      <w:proofErr w:type="gramStart"/>
+      <w:r>
+        <w:rPr>
+          <w:rFonts w:ascii="Times New Roman" w:hAnsi="Times New Roman" w:cs="Times New Roman"/>
+        </w:rPr>
+        <w:t>clients;</w:t>
+      </w:r>
+      <w:proofErr w:type="gramEnd"/>
+      <w:r>
+        <w:rPr>
+          <w:rFonts w:ascii="Times New Roman" w:hAnsi="Times New Roman" w:cs="Times New Roman"/>
+        </w:rPr>
+        <w:t xml:space="preserve"> </w:t>
       </w:r>
     </w:p>
     <w:p>
@@ -221,7 +277,21 @@
         <w:rPr>
           <w:rFonts w:ascii="Times New Roman" w:hAnsi="Times New Roman" w:cs="Times New Roman"/>
         </w:rPr>
-        <w:t xml:space="preserve">any person to whom we have a right or obligation to disclose personal data, or where we determine that disclosure is necessary to protect or defend our rights or property, including with regulators, courts of law, governmental, regulatory or law enforcement agencies; </w:t>
+        <w:t xml:space="preserve">any person to whom we have a right or obligation to disclose personal data, or where we determine that disclosure is necessary to protect or defend our rights or property, including with regulators, courts of law, governmental, regulatory or law enforcement </w:t>
+      </w:r>
+      <w:proofErr w:type="gramStart"/>
+      <w:r>
+        <w:rPr>
+          <w:rFonts w:ascii="Times New Roman" w:hAnsi="Times New Roman" w:cs="Times New Roman"/>
+        </w:rPr>
+        <w:t>agencies;</w:t>
+      </w:r>
+      <w:proofErr w:type="gramEnd"/>
+      <w:r>
+        <w:rPr>
+          <w:rFonts w:ascii="Times New Roman" w:hAnsi="Times New Roman" w:cs="Times New Roman"/>
+        </w:rPr>
+        <w:t xml:space="preserve"> </w:t>
       </w:r>
     </w:p>
     <w:p>
@@ -241,7 +311,21 @@
           <w:rFonts w:ascii="Times New Roman" w:hAnsi="Times New Roman" w:cs="Times New Roman"/>
         </w:rPr>
         <w:lastRenderedPageBreak/>
-        <w:t xml:space="preserve">our internet, IT, telecommunications and other service providers, including legal advisers, accountants, payroll administrators, insurance and employee benefits providers and administrators; </w:t>
+        <w:t xml:space="preserve">our internet, IT, telecommunications and other service providers, including legal advisers, accountants, payroll administrators, insurance and employee benefits providers and </w:t>
+      </w:r>
+      <w:proofErr w:type="gramStart"/>
+      <w:r>
+        <w:rPr>
+          <w:rFonts w:ascii="Times New Roman" w:hAnsi="Times New Roman" w:cs="Times New Roman"/>
+        </w:rPr>
+        <w:t>administrators;</w:t>
+      </w:r>
+      <w:proofErr w:type="gramEnd"/>
+      <w:r>
+        <w:rPr>
+          <w:rFonts w:ascii="Times New Roman" w:hAnsi="Times New Roman" w:cs="Times New Roman"/>
+        </w:rPr>
+        <w:t xml:space="preserve"> </w:t>
       </w:r>
     </w:p>
     <w:p>
@@ -260,7 +344,21 @@
         <w:rPr>
           <w:rFonts w:ascii="Times New Roman" w:hAnsi="Times New Roman" w:cs="Times New Roman"/>
         </w:rPr>
-        <w:t xml:space="preserve">service providers and trading counterparties to our clients, including placement agents or distributors, brokers, banks, trading venues, clearing houses, custodians, corporate services providers, administrators of our funds and providers of customer relationship management tools; </w:t>
+        <w:t xml:space="preserve">service providers and trading counterparties to our clients, including placement agents or distributors, brokers, banks, trading venues, clearing houses, custodians, corporate services providers, administrators of our funds and providers of customer relationship management </w:t>
+      </w:r>
+      <w:proofErr w:type="gramStart"/>
+      <w:r>
+        <w:rPr>
+          <w:rFonts w:ascii="Times New Roman" w:hAnsi="Times New Roman" w:cs="Times New Roman"/>
+        </w:rPr>
+        <w:t>tools;</w:t>
+      </w:r>
+      <w:proofErr w:type="gramEnd"/>
+      <w:r>
+        <w:rPr>
+          <w:rFonts w:ascii="Times New Roman" w:hAnsi="Times New Roman" w:cs="Times New Roman"/>
+        </w:rPr>
+        <w:t xml:space="preserve"> </w:t>
       </w:r>
     </w:p>
     <w:p>
@@ -279,7 +377,35 @@
         <w:rPr>
           <w:rFonts w:ascii="Times New Roman" w:hAnsi="Times New Roman" w:cs="Times New Roman"/>
         </w:rPr>
-        <w:t xml:space="preserve">credit reference agencies and other third parties conducting background checks in the context of employment or client, counterparty or investment due diligence; • any person, as directed by you; or </w:t>
+        <w:t xml:space="preserve">credit reference agencies and other third parties </w:t>
+      </w:r>
+      <w:proofErr w:type="gramStart"/>
+      <w:r>
+        <w:rPr>
+          <w:rFonts w:ascii="Times New Roman" w:hAnsi="Times New Roman" w:cs="Times New Roman"/>
+        </w:rPr>
+        <w:t>conducting</w:t>
+      </w:r>
+      <w:proofErr w:type="gramEnd"/>
+      <w:r>
+        <w:rPr>
+          <w:rFonts w:ascii="Times New Roman" w:hAnsi="Times New Roman" w:cs="Times New Roman"/>
+        </w:rPr>
+        <w:t xml:space="preserve"> background checks in the context of employment or client, counterparty or investment due </w:t>
+      </w:r>
+      <w:proofErr w:type="gramStart"/>
+      <w:r>
+        <w:rPr>
+          <w:rFonts w:ascii="Times New Roman" w:hAnsi="Times New Roman" w:cs="Times New Roman"/>
+        </w:rPr>
+        <w:t>diligence; •</w:t>
+      </w:r>
+      <w:proofErr w:type="gramEnd"/>
+      <w:r>
+        <w:rPr>
+          <w:rFonts w:ascii="Times New Roman" w:hAnsi="Times New Roman" w:cs="Times New Roman"/>
+        </w:rPr>
+        <w:t xml:space="preserve"> any person, as directed by you; or </w:t>
       </w:r>
     </w:p>
     <w:p>
@@ -374,7 +500,21 @@
         <w:rPr>
           <w:rFonts w:ascii="Times New Roman" w:hAnsi="Times New Roman" w:cs="Times New Roman"/>
         </w:rPr>
-        <w:t xml:space="preserve">We will generally keep personal information about you for as long as necessary in relation to the purpose for which it was collected, or for such longer period, if required under applicable law or necessary for the purposes of our other legitimate interests. The applicable retention period will depend on various factors, such as any legal obligation to which we or our service providers are subject as well as on whether you decide to exercise your right to request the deletion of your information from our systems. As a minimum, information about you will be retained for the entire duration of any business relationship we may have with you. We will, from time to time, review the purpose for which we have collected information about you and decide whether to retain it, update it, or securely delete it, if the information is no longer required. </w:t>
+        <w:t xml:space="preserve">We will generally keep personal information about you for as long as necessary in relation to the purpose for which it was collected, or for such longer period, if required under applicable law or necessary for the purposes of our other legitimate interests. The applicable retention period will depend on various factors, such as any legal obligation to which we or our service providers are subject as well </w:t>
+      </w:r>
+      <w:proofErr w:type="gramStart"/>
+      <w:r>
+        <w:rPr>
+          <w:rFonts w:ascii="Times New Roman" w:hAnsi="Times New Roman" w:cs="Times New Roman"/>
+        </w:rPr>
+        <w:t>as on</w:t>
+      </w:r>
+      <w:proofErr w:type="gramEnd"/>
+      <w:r>
+        <w:rPr>
+          <w:rFonts w:ascii="Times New Roman" w:hAnsi="Times New Roman" w:cs="Times New Roman"/>
+        </w:rPr>
+        <w:t xml:space="preserve"> whether you decide to exercise your right to request the deletion of your information from our systems. As a minimum, information about you will be retained for the entire duration of any business relationship we may have with you. We will, from time to time, review the purpose for which we have collected information about you and decide whether to retain it, update it, or securely delete it, if the information is no longer required. </w:t>
       </w:r>
     </w:p>
     <w:p>
@@ -426,7 +566,21 @@
           <w:rFonts w:ascii="Times New Roman" w:hAnsi="Times New Roman" w:cs="Times New Roman"/>
         </w:rPr>
         <w:lastRenderedPageBreak/>
-        <w:t xml:space="preserve">to request access to your information; </w:t>
+        <w:t xml:space="preserve">to request access to your </w:t>
+      </w:r>
+      <w:proofErr w:type="gramStart"/>
+      <w:r>
+        <w:rPr>
+          <w:rFonts w:ascii="Times New Roman" w:hAnsi="Times New Roman" w:cs="Times New Roman"/>
+        </w:rPr>
+        <w:t>information;</w:t>
+      </w:r>
+      <w:proofErr w:type="gramEnd"/>
+      <w:r>
+        <w:rPr>
+          <w:rFonts w:ascii="Times New Roman" w:hAnsi="Times New Roman" w:cs="Times New Roman"/>
+        </w:rPr>
+        <w:t xml:space="preserve"> </w:t>
       </w:r>
     </w:p>
     <w:p>
@@ -445,7 +599,21 @@
         <w:rPr>
           <w:rFonts w:ascii="Times New Roman" w:hAnsi="Times New Roman" w:cs="Times New Roman"/>
         </w:rPr>
-        <w:t xml:space="preserve">to request rectification of inaccurate or incomplete information; </w:t>
+        <w:t xml:space="preserve">to request rectification of inaccurate or incomplete </w:t>
+      </w:r>
+      <w:proofErr w:type="gramStart"/>
+      <w:r>
+        <w:rPr>
+          <w:rFonts w:ascii="Times New Roman" w:hAnsi="Times New Roman" w:cs="Times New Roman"/>
+        </w:rPr>
+        <w:t>information;</w:t>
+      </w:r>
+      <w:proofErr w:type="gramEnd"/>
+      <w:r>
+        <w:rPr>
+          <w:rFonts w:ascii="Times New Roman" w:hAnsi="Times New Roman" w:cs="Times New Roman"/>
+        </w:rPr>
+        <w:t xml:space="preserve"> </w:t>
       </w:r>
     </w:p>
     <w:p>
@@ -464,7 +632,21 @@
         <w:rPr>
           <w:rFonts w:ascii="Times New Roman" w:hAnsi="Times New Roman" w:cs="Times New Roman"/>
         </w:rPr>
-        <w:t xml:space="preserve">to request erasure of your information (the “right to be forgotten”); </w:t>
+        <w:t>to request erasure of your information (the “right to be forgotten”</w:t>
+      </w:r>
+      <w:proofErr w:type="gramStart"/>
+      <w:r>
+        <w:rPr>
+          <w:rFonts w:ascii="Times New Roman" w:hAnsi="Times New Roman" w:cs="Times New Roman"/>
+        </w:rPr>
+        <w:t>);</w:t>
+      </w:r>
+      <w:proofErr w:type="gramEnd"/>
+      <w:r>
+        <w:rPr>
+          <w:rFonts w:ascii="Times New Roman" w:hAnsi="Times New Roman" w:cs="Times New Roman"/>
+        </w:rPr>
+        <w:t xml:space="preserve"> </w:t>
       </w:r>
     </w:p>
     <w:p>
@@ -483,7 +665,21 @@
         <w:rPr>
           <w:rFonts w:ascii="Times New Roman" w:hAnsi="Times New Roman" w:cs="Times New Roman"/>
         </w:rPr>
-        <w:t xml:space="preserve">to restrict the processing of your information in certain circumstances; </w:t>
+        <w:t xml:space="preserve">to restrict the processing of your information in certain </w:t>
+      </w:r>
+      <w:proofErr w:type="gramStart"/>
+      <w:r>
+        <w:rPr>
+          <w:rFonts w:ascii="Times New Roman" w:hAnsi="Times New Roman" w:cs="Times New Roman"/>
+        </w:rPr>
+        <w:t>circumstances;</w:t>
+      </w:r>
+      <w:proofErr w:type="gramEnd"/>
+      <w:r>
+        <w:rPr>
+          <w:rFonts w:ascii="Times New Roman" w:hAnsi="Times New Roman" w:cs="Times New Roman"/>
+        </w:rPr>
+        <w:t xml:space="preserve"> </w:t>
       </w:r>
     </w:p>
     <w:p>
@@ -502,7 +698,21 @@
         <w:rPr>
           <w:rFonts w:ascii="Times New Roman" w:hAnsi="Times New Roman" w:cs="Times New Roman"/>
         </w:rPr>
-        <w:t xml:space="preserve">to object to our use of your information, such as where we have considered such use to be necessary for our legitimate interests (e.g., in the case of direct marketing activities); </w:t>
+        <w:t>to object to our use of your information, such as where we have considered such use to be necessary for our legitimate interests (e.g., in the case of direct marketing activities</w:t>
+      </w:r>
+      <w:proofErr w:type="gramStart"/>
+      <w:r>
+        <w:rPr>
+          <w:rFonts w:ascii="Times New Roman" w:hAnsi="Times New Roman" w:cs="Times New Roman"/>
+        </w:rPr>
+        <w:t>);</w:t>
+      </w:r>
+      <w:proofErr w:type="gramEnd"/>
+      <w:r>
+        <w:rPr>
+          <w:rFonts w:ascii="Times New Roman" w:hAnsi="Times New Roman" w:cs="Times New Roman"/>
+        </w:rPr>
+        <w:t xml:space="preserve"> </w:t>
       </w:r>
     </w:p>
     <w:p>
@@ -521,7 +731,21 @@
         <w:rPr>
           <w:rFonts w:ascii="Times New Roman" w:hAnsi="Times New Roman" w:cs="Times New Roman"/>
         </w:rPr>
-        <w:t xml:space="preserve">where relevant, to request the portability of your information; </w:t>
+        <w:t xml:space="preserve">where relevant, to request the portability of your </w:t>
+      </w:r>
+      <w:proofErr w:type="gramStart"/>
+      <w:r>
+        <w:rPr>
+          <w:rFonts w:ascii="Times New Roman" w:hAnsi="Times New Roman" w:cs="Times New Roman"/>
+        </w:rPr>
+        <w:t>information;</w:t>
+      </w:r>
+      <w:proofErr w:type="gramEnd"/>
+      <w:r>
+        <w:rPr>
+          <w:rFonts w:ascii="Times New Roman" w:hAnsi="Times New Roman" w:cs="Times New Roman"/>
+        </w:rPr>
+        <w:t xml:space="preserve"> </w:t>
       </w:r>
     </w:p>
     <w:p>
@@ -574,7 +798,7 @@
         </w:rPr>
         <w:t xml:space="preserve">, please contact us at </w:t>
       </w:r>
-      <w:hyperlink r:id="rId5" w:history="1">
+      <w:hyperlink r:id="rId7" w:history="1">
         <w:r>
           <w:rPr>
             <w:rStyle w:val="Hyperlink"/>
@@ -623,6 +847,7 @@
       </w:r>
     </w:p>
     <w:sectPr>
+      <w:headerReference w:type="default" r:id="rId8"/>
       <w:pgSz w:w="12240" w:h="15840"/>
       <w:pgMar w:top="1417" w:right="1325" w:bottom="1134" w:left="1417" w:header="708" w:footer="708" w:gutter="0"/>
       <w:cols w:space="708"/>
@@ -630,6 +855,149 @@
     </w:sectPr>
   </w:body>
 </w:document>
+</file>
+
+<file path=word/endnotes.xml><?xml version="1.0" encoding="utf-8"?>
+<w:endnotes xmlns:wpc="http://schemas.microsoft.com/office/word/2010/wordprocessingCanvas" xmlns:cx="http://schemas.microsoft.com/office/drawing/2014/chartex" xmlns:cx1="http://schemas.microsoft.com/office/drawing/2015/9/8/chartex" xmlns:cx2="http://schemas.microsoft.com/office/drawing/2015/10/21/chartex" xmlns:cx3="http://schemas.microsoft.com/office/drawing/2016/5/9/chartex" xmlns:cx4="http://schemas.microsoft.com/office/drawing/2016/5/10/chartex" xmlns:cx5="http://schemas.microsoft.com/office/drawing/2016/5/11/chartex" xmlns:cx6="http://schemas.microsoft.com/office/drawing/2016/5/12/chartex" xmlns:cx7="http://schemas.microsoft.com/office/drawing/2016/5/13/chartex" xmlns:cx8="http://schemas.microsoft.com/office/drawing/2016/5/14/chartex" xmlns:mc="http://schemas.openxmlformats.org/markup-compatibility/2006" xmlns:aink="http://schemas.microsoft.com/office/drawing/2016/ink" xmlns:am3d="http://schemas.microsoft.com/office/drawing/2017/model3d" xmlns:o="urn:schemas-microsoft-com:office:office" xmlns:oel="http://schemas.microsoft.com/office/2019/extlst" xmlns:r="http://schemas.openxmlformats.org/officeDocument/2006/relationships" xmlns:m="http://schemas.openxmlformats.org/officeDocument/2006/math" xmlns:v="urn:schemas-microsoft-com:vml" xmlns:wp14="http://schemas.microsoft.com/office/word/2010/wordprocessingDrawing" xmlns:wp="http://schemas.openxmlformats.org/drawingml/2006/wordprocessingDrawing" xmlns:w10="urn:schemas-microsoft-com:office:word" xmlns:w="http://schemas.openxmlformats.org/wordprocessingml/2006/main" xmlns:w14="http://schemas.microsoft.com/office/word/2010/wordml" xmlns:w15="http://schemas.microsoft.com/office/word/2012/wordml" xmlns:w16cex="http://schemas.microsoft.com/office/word/2018/wordml/cex" xmlns:w16cid="http://schemas.microsoft.com/office/word/2016/wordml/cid" xmlns:w16="http://schemas.microsoft.com/office/word/2018/wordml" xmlns:w16du="http://schemas.microsoft.com/office/word/2023/wordml/word16du" xmlns:w16sdtdh="http://schemas.microsoft.com/office/word/2020/wordml/sdtdatahash" xmlns:w16sdtfl="http://schemas.microsoft.com/office/word/2024/wordml/sdtformatlock" xmlns:w16se="http://schemas.microsoft.com/office/word/2015/wordml/symex" xmlns:wpg="http://schemas.microsoft.com/office/word/2010/wordprocessingGroup" xmlns:wpi="http://schemas.microsoft.com/office/word/2010/wordprocessingInk" xmlns:wne="http://schemas.microsoft.com/office/word/2006/wordml" xmlns:wps="http://schemas.microsoft.com/office/word/2010/wordprocessingShape" mc:Ignorable="w14 w15 w16se w16cid w16 w16cex w16sdtdh w16sdtfl w16du wp14">
+  <w:endnote w:type="separator" w:id="-1">
+    <w:p>
+      <w:pPr>
+        <w:spacing w:after="0" w:line="240" w:lineRule="auto"/>
+      </w:pPr>
+      <w:r>
+        <w:separator/>
+      </w:r>
+    </w:p>
+  </w:endnote>
+  <w:endnote w:type="continuationSeparator" w:id="0">
+    <w:p>
+      <w:pPr>
+        <w:spacing w:after="0" w:line="240" w:lineRule="auto"/>
+      </w:pPr>
+      <w:r>
+        <w:continuationSeparator/>
+      </w:r>
+    </w:p>
+  </w:endnote>
+</w:endnotes>
+</file>
+
+<file path=word/footnotes.xml><?xml version="1.0" encoding="utf-8"?>
+<w:footnotes xmlns:wpc="http://schemas.microsoft.com/office/word/2010/wordprocessingCanvas" xmlns:cx="http://schemas.microsoft.com/office/drawing/2014/chartex" xmlns:cx1="http://schemas.microsoft.com/office/drawing/2015/9/8/chartex" xmlns:cx2="http://schemas.microsoft.com/office/drawing/2015/10/21/chartex" xmlns:cx3="http://schemas.microsoft.com/office/drawing/2016/5/9/chartex" xmlns:cx4="http://schemas.microsoft.com/office/drawing/2016/5/10/chartex" xmlns:cx5="http://schemas.microsoft.com/office/drawing/2016/5/11/chartex" xmlns:cx6="http://schemas.microsoft.com/office/drawing/2016/5/12/chartex" xmlns:cx7="http://schemas.microsoft.com/office/drawing/2016/5/13/chartex" xmlns:cx8="http://schemas.microsoft.com/office/drawing/2016/5/14/chartex" xmlns:mc="http://schemas.openxmlformats.org/markup-compatibility/2006" xmlns:aink="http://schemas.microsoft.com/office/drawing/2016/ink" xmlns:am3d="http://schemas.microsoft.com/office/drawing/2017/model3d" xmlns:o="urn:schemas-microsoft-com:office:office" xmlns:oel="http://schemas.microsoft.com/office/2019/extlst" xmlns:r="http://schemas.openxmlformats.org/officeDocument/2006/relationships" xmlns:m="http://schemas.openxmlformats.org/officeDocument/2006/math" xmlns:v="urn:schemas-microsoft-com:vml" xmlns:wp14="http://schemas.microsoft.com/office/word/2010/wordprocessingDrawing" xmlns:wp="http://schemas.openxmlformats.org/drawingml/2006/wordprocessingDrawing" xmlns:w10="urn:schemas-microsoft-com:office:word" xmlns:w="http://schemas.openxmlformats.org/wordprocessingml/2006/main" xmlns:w14="http://schemas.microsoft.com/office/word/2010/wordml" xmlns:w15="http://schemas.microsoft.com/office/word/2012/wordml" xmlns:w16cex="http://schemas.microsoft.com/office/word/2018/wordml/cex" xmlns:w16cid="http://schemas.microsoft.com/office/word/2016/wordml/cid" xmlns:w16="http://schemas.microsoft.com/office/word/2018/wordml" xmlns:w16du="http://schemas.microsoft.com/office/word/2023/wordml/word16du" xmlns:w16sdtdh="http://schemas.microsoft.com/office/word/2020/wordml/sdtdatahash" xmlns:w16sdtfl="http://schemas.microsoft.com/office/word/2024/wordml/sdtformatlock" xmlns:w16se="http://schemas.microsoft.com/office/word/2015/wordml/symex" xmlns:wpg="http://schemas.microsoft.com/office/word/2010/wordprocessingGroup" xmlns:wpi="http://schemas.microsoft.com/office/word/2010/wordprocessingInk" xmlns:wne="http://schemas.microsoft.com/office/word/2006/wordml" xmlns:wps="http://schemas.microsoft.com/office/word/2010/wordprocessingShape" mc:Ignorable="w14 w15 w16se w16cid w16 w16cex w16sdtdh w16sdtfl w16du wp14">
+  <w:footnote w:type="separator" w:id="-1">
+    <w:p>
+      <w:pPr>
+        <w:spacing w:after="0" w:line="240" w:lineRule="auto"/>
+      </w:pPr>
+      <w:r>
+        <w:separator/>
+      </w:r>
+    </w:p>
+  </w:footnote>
+  <w:footnote w:type="continuationSeparator" w:id="0">
+    <w:p>
+      <w:pPr>
+        <w:spacing w:after="0" w:line="240" w:lineRule="auto"/>
+      </w:pPr>
+      <w:r>
+        <w:continuationSeparator/>
+      </w:r>
+    </w:p>
+  </w:footnote>
+</w:footnotes>
+</file>
+
+<file path=word/header1.xml><?xml version="1.0" encoding="utf-8"?>
+<w:hdr xmlns:wpc="http://schemas.microsoft.com/office/word/2010/wordprocessingCanvas" xmlns:cx="http://schemas.microsoft.com/office/drawing/2014/chartex" xmlns:cx1="http://schemas.microsoft.com/office/drawing/2015/9/8/chartex" xmlns:cx2="http://schemas.microsoft.com/office/drawing/2015/10/21/chartex" xmlns:cx3="http://schemas.microsoft.com/office/drawing/2016/5/9/chartex" xmlns:cx4="http://schemas.microsoft.com/office/drawing/2016/5/10/chartex" xmlns:cx5="http://schemas.microsoft.com/office/drawing/2016/5/11/chartex" xmlns:cx6="http://schemas.microsoft.com/office/drawing/2016/5/12/chartex" xmlns:cx7="http://schemas.microsoft.com/office/drawing/2016/5/13/chartex" xmlns:cx8="http://schemas.microsoft.com/office/drawing/2016/5/14/chartex" xmlns:mc="http://schemas.openxmlformats.org/markup-compatibility/2006" xmlns:aink="http://schemas.microsoft.com/office/drawing/2016/ink" xmlns:am3d="http://schemas.microsoft.com/office/drawing/2017/model3d" xmlns:o="urn:schemas-microsoft-com:office:office" xmlns:oel="http://schemas.microsoft.com/office/2019/extlst" xmlns:r="http://schemas.openxmlformats.org/officeDocument/2006/relationships" xmlns:m="http://schemas.openxmlformats.org/officeDocument/2006/math" xmlns:v="urn:schemas-microsoft-com:vml" xmlns:wp14="http://schemas.microsoft.com/office/word/2010/wordprocessingDrawing" xmlns:wp="http://schemas.openxmlformats.org/drawingml/2006/wordprocessingDrawing" xmlns:w10="urn:schemas-microsoft-com:office:word" xmlns:w="http://schemas.openxmlformats.org/wordprocessingml/2006/main" xmlns:w14="http://schemas.microsoft.com/office/word/2010/wordml" xmlns:w15="http://schemas.microsoft.com/office/word/2012/wordml" xmlns:w16cex="http://schemas.microsoft.com/office/word/2018/wordml/cex" xmlns:w16cid="http://schemas.microsoft.com/office/word/2016/wordml/cid" xmlns:w16="http://schemas.microsoft.com/office/word/2018/wordml" xmlns:w16du="http://schemas.microsoft.com/office/word/2023/wordml/word16du" xmlns:w16sdtdh="http://schemas.microsoft.com/office/word/2020/wordml/sdtdatahash" xmlns:w16sdtfl="http://schemas.microsoft.com/office/word/2024/wordml/sdtformatlock" xmlns:w16se="http://schemas.microsoft.com/office/word/2015/wordml/symex" xmlns:wpg="http://schemas.microsoft.com/office/word/2010/wordprocessingGroup" xmlns:wpi="http://schemas.microsoft.com/office/word/2010/wordprocessingInk" xmlns:wne="http://schemas.microsoft.com/office/word/2006/wordml" xmlns:wps="http://schemas.microsoft.com/office/word/2010/wordprocessingShape" mc:Ignorable="w14 w15 w16se w16cid w16 w16cex w16sdtdh w16sdtfl w16du wp14">
+  <w:p>
+    <w:pPr>
+      <w:pStyle w:val="Kopfzeile"/>
+    </w:pPr>
+    <w:r>
+      <w:rPr>
+        <w:noProof/>
+        <w:color w:val="7F7F7F"/>
+        <w:sz w:val="16"/>
+        <w:szCs w:val="16"/>
+      </w:rPr>
+      <w:drawing>
+        <wp:anchor distT="0" distB="0" distL="114300" distR="114300" simplePos="0" relativeHeight="251659264" behindDoc="1" locked="0" layoutInCell="1" allowOverlap="1" wp14:anchorId="7DC31C06" wp14:editId="0D503546">
+          <wp:simplePos x="0" y="0"/>
+          <wp:positionH relativeFrom="column">
+            <wp:posOffset>4643120</wp:posOffset>
+          </wp:positionH>
+          <wp:positionV relativeFrom="paragraph">
+            <wp:posOffset>-270593</wp:posOffset>
+          </wp:positionV>
+          <wp:extent cx="1491319" cy="437322"/>
+          <wp:effectExtent l="0" t="0" r="0" b="1270"/>
+          <wp:wrapNone/>
+          <wp:docPr id="943282861" name="Bild 6" descr="Ein Bild, das Text, Schrift, Grafiken, Typografie enthält.&#10;&#10;KI-generierte Inhalte können fehlerhaft sein.">
+            <a:hlinkClick xmlns:a="http://schemas.openxmlformats.org/drawingml/2006/main" r:id="rId1"/>
+          </wp:docPr>
+          <wp:cNvGraphicFramePr>
+            <a:graphicFrameLocks xmlns:a="http://schemas.openxmlformats.org/drawingml/2006/main" noChangeAspect="1"/>
+          </wp:cNvGraphicFramePr>
+          <a:graphic xmlns:a="http://schemas.openxmlformats.org/drawingml/2006/main">
+            <a:graphicData uri="http://schemas.openxmlformats.org/drawingml/2006/picture">
+              <pic:pic xmlns:pic="http://schemas.openxmlformats.org/drawingml/2006/picture">
+                <pic:nvPicPr>
+                  <pic:cNvPr id="943282861" name="Bild 6" descr="Ein Bild, das Text, Schrift, Grafiken, Typografie enthält.&#10;&#10;KI-generierte Inhalte können fehlerhaft sein.">
+                    <a:hlinkClick r:id="rId1"/>
+                  </pic:cNvPr>
+                  <pic:cNvPicPr>
+                    <a:picLocks noChangeAspect="1" noChangeArrowheads="1"/>
+                  </pic:cNvPicPr>
+                </pic:nvPicPr>
+                <pic:blipFill>
+                  <a:blip r:embed="rId2">
+                    <a:extLst>
+                      <a:ext uri="{BEBA8EAE-BF5A-486C-A8C5-ECC9F3942E4B}">
+                        <a14:imgProps xmlns:a14="http://schemas.microsoft.com/office/drawing/2010/main">
+                          <a14:imgLayer r:embed="rId3">
+                            <a14:imgEffect>
+                              <a14:saturation sat="0"/>
+                            </a14:imgEffect>
+                          </a14:imgLayer>
+                        </a14:imgProps>
+                      </a:ext>
+                      <a:ext uri="{28A0092B-C50C-407E-A947-70E740481C1C}">
+                        <a14:useLocalDpi xmlns:a14="http://schemas.microsoft.com/office/drawing/2010/main" val="0"/>
+                      </a:ext>
+                    </a:extLst>
+                  </a:blip>
+                  <a:srcRect/>
+                  <a:stretch>
+                    <a:fillRect/>
+                  </a:stretch>
+                </pic:blipFill>
+                <pic:spPr bwMode="auto">
+                  <a:xfrm>
+                    <a:off x="0" y="0"/>
+                    <a:ext cx="1491319" cy="437322"/>
+                  </a:xfrm>
+                  <a:prstGeom prst="rect">
+                    <a:avLst/>
+                  </a:prstGeom>
+                  <a:noFill/>
+                  <a:ln>
+                    <a:noFill/>
+                  </a:ln>
+                </pic:spPr>
+              </pic:pic>
+            </a:graphicData>
+          </a:graphic>
+          <wp14:sizeRelH relativeFrom="page">
+            <wp14:pctWidth>0</wp14:pctWidth>
+          </wp14:sizeRelH>
+          <wp14:sizeRelV relativeFrom="page">
+            <wp14:pctHeight>0</wp14:pctHeight>
+          </wp14:sizeRelV>
+        </wp:anchor>
+      </w:drawing>
+    </w:r>
+  </w:p>
+</w:hdr>
 </file>
 
 <file path=word/numbering.xml><?xml version="1.0" encoding="utf-8"?>
@@ -2499,6 +2867,50 @@
       <w:shd w:val="clear" w:color="auto" w:fill="E1DFDD"/>
     </w:rPr>
   </w:style>
+  <w:style w:type="paragraph" w:styleId="Kopfzeile">
+    <w:name w:val="header"/>
+    <w:basedOn w:val="Standard"/>
+    <w:link w:val="KopfzeileZchn"/>
+    <w:uiPriority w:val="99"/>
+    <w:unhideWhenUsed/>
+    <w:rsid w:val="00F27C2B"/>
+    <w:pPr>
+      <w:tabs>
+        <w:tab w:val="center" w:pos="4536"/>
+        <w:tab w:val="right" w:pos="9072"/>
+      </w:tabs>
+      <w:spacing w:after="0" w:line="240" w:lineRule="auto"/>
+    </w:pPr>
+  </w:style>
+  <w:style w:type="character" w:customStyle="1" w:styleId="KopfzeileZchn">
+    <w:name w:val="Kopfzeile Zchn"/>
+    <w:basedOn w:val="Absatz-Standardschriftart"/>
+    <w:link w:val="Kopfzeile"/>
+    <w:uiPriority w:val="99"/>
+    <w:rsid w:val="00F27C2B"/>
+  </w:style>
+  <w:style w:type="paragraph" w:styleId="Fuzeile">
+    <w:name w:val="footer"/>
+    <w:basedOn w:val="Standard"/>
+    <w:link w:val="FuzeileZchn"/>
+    <w:uiPriority w:val="99"/>
+    <w:unhideWhenUsed/>
+    <w:rsid w:val="00F27C2B"/>
+    <w:pPr>
+      <w:tabs>
+        <w:tab w:val="center" w:pos="4536"/>
+        <w:tab w:val="right" w:pos="9072"/>
+      </w:tabs>
+      <w:spacing w:after="0" w:line="240" w:lineRule="auto"/>
+    </w:pPr>
+  </w:style>
+  <w:style w:type="character" w:customStyle="1" w:styleId="FuzeileZchn">
+    <w:name w:val="Fußzeile Zchn"/>
+    <w:basedOn w:val="Absatz-Standardschriftart"/>
+    <w:link w:val="Fuzeile"/>
+    <w:uiPriority w:val="99"/>
+    <w:rsid w:val="00F27C2B"/>
+  </w:style>
 </w:styles>
 </file>
 
